--- a/docs/Note_tenue_sous_charge_Filum.docx
+++ b/docs/Note_tenue_sous_charge_Filum.docx
@@ -653,53 +653,53 @@
                 <w:sz w:val="17"/>
                 <w:szCs w:val="17"/>
               </w:rPr>
-              <w:t xml:space="preserve">14.7 ms  (21.8 ms)</w:t>
-            </w:r>
-          </w:p>
-        </w:tc>
-        <w:tc>
-          <w:tcPr>
-            <w:tcW w:type="pct" w:w="14%"/>
-            <w:tcMar>
-              <w:top w:type="dxa" w:w="80"/>
-              <w:left w:type="dxa" w:w="110"/>
-              <w:bottom w:type="dxa" w:w="80"/>
-              <w:right w:type="dxa" w:w="110"/>
-            </w:tcMar>
-          </w:tcPr>
-          <w:p>
-            <w:pPr>
-              <w:spacing w:after="0"/>
-            </w:pPr>
-            <w:r>
-              <w:rPr>
-                <w:sz w:val="17"/>
-                <w:szCs w:val="17"/>
-              </w:rPr>
-              <w:t xml:space="preserve">154 ms  (165.1 ms)</w:t>
-            </w:r>
-          </w:p>
-        </w:tc>
-        <w:tc>
-          <w:tcPr>
-            <w:tcW w:type="pct" w:w="14%"/>
-            <w:tcMar>
-              <w:top w:type="dxa" w:w="80"/>
-              <w:left w:type="dxa" w:w="110"/>
-              <w:bottom w:type="dxa" w:w="80"/>
-              <w:right w:type="dxa" w:w="110"/>
-            </w:tcMar>
-          </w:tcPr>
-          <w:p>
-            <w:pPr>
-              <w:spacing w:after="0"/>
-            </w:pPr>
-            <w:r>
-              <w:rPr>
-                <w:sz w:val="17"/>
-                <w:szCs w:val="17"/>
-              </w:rPr>
-              <w:t xml:space="preserve">802.3 ms  (862.5 ms)</w:t>
+              <w:t xml:space="preserve">15.7 ms  (17 ms)</w:t>
+            </w:r>
+          </w:p>
+        </w:tc>
+        <w:tc>
+          <w:tcPr>
+            <w:tcW w:type="pct" w:w="14%"/>
+            <w:tcMar>
+              <w:top w:type="dxa" w:w="80"/>
+              <w:left w:type="dxa" w:w="110"/>
+              <w:bottom w:type="dxa" w:w="80"/>
+              <w:right w:type="dxa" w:w="110"/>
+            </w:tcMar>
+          </w:tcPr>
+          <w:p>
+            <w:pPr>
+              <w:spacing w:after="0"/>
+            </w:pPr>
+            <w:r>
+              <w:rPr>
+                <w:sz w:val="17"/>
+                <w:szCs w:val="17"/>
+              </w:rPr>
+              <w:t xml:space="preserve">144.2 ms  (160 ms)</w:t>
+            </w:r>
+          </w:p>
+        </w:tc>
+        <w:tc>
+          <w:tcPr>
+            <w:tcW w:type="pct" w:w="14%"/>
+            <w:tcMar>
+              <w:top w:type="dxa" w:w="80"/>
+              <w:left w:type="dxa" w:w="110"/>
+              <w:bottom w:type="dxa" w:w="80"/>
+              <w:right w:type="dxa" w:w="110"/>
+            </w:tcMar>
+          </w:tcPr>
+          <w:p>
+            <w:pPr>
+              <w:spacing w:after="0"/>
+            </w:pPr>
+            <w:r>
+              <w:rPr>
+                <w:sz w:val="17"/>
+                <w:szCs w:val="17"/>
+              </w:rPr>
+              <w:t xml:space="preserve">749.9 ms  (780.1 ms)</w:t>
             </w:r>
           </w:p>
         </w:tc>
@@ -773,53 +773,53 @@
                 <w:sz w:val="17"/>
                 <w:szCs w:val="17"/>
               </w:rPr>
-              <w:t xml:space="preserve">3.8 ms  (5.3 ms)</w:t>
-            </w:r>
-          </w:p>
-        </w:tc>
-        <w:tc>
-          <w:tcPr>
-            <w:tcW w:type="pct" w:w="14%"/>
-            <w:tcMar>
-              <w:top w:type="dxa" w:w="80"/>
-              <w:left w:type="dxa" w:w="110"/>
-              <w:bottom w:type="dxa" w:w="80"/>
-              <w:right w:type="dxa" w:w="110"/>
-            </w:tcMar>
-          </w:tcPr>
-          <w:p>
-            <w:pPr>
-              <w:spacing w:after="0"/>
-            </w:pPr>
-            <w:r>
-              <w:rPr>
-                <w:sz w:val="17"/>
-                <w:szCs w:val="17"/>
-              </w:rPr>
-              <w:t xml:space="preserve">16.4 ms  (20.7 ms)</w:t>
-            </w:r>
-          </w:p>
-        </w:tc>
-        <w:tc>
-          <w:tcPr>
-            <w:tcW w:type="pct" w:w="14%"/>
-            <w:tcMar>
-              <w:top w:type="dxa" w:w="80"/>
-              <w:left w:type="dxa" w:w="110"/>
-              <w:bottom w:type="dxa" w:w="80"/>
-              <w:right w:type="dxa" w:w="110"/>
-            </w:tcMar>
-          </w:tcPr>
-          <w:p>
-            <w:pPr>
-              <w:spacing w:after="0"/>
-            </w:pPr>
-            <w:r>
-              <w:rPr>
-                <w:sz w:val="17"/>
-                <w:szCs w:val="17"/>
-              </w:rPr>
-              <w:t xml:space="preserve">70.6 ms  (79.2 ms)</w:t>
+              <w:t xml:space="preserve">3.6 ms  (4.4 ms)</w:t>
+            </w:r>
+          </w:p>
+        </w:tc>
+        <w:tc>
+          <w:tcPr>
+            <w:tcW w:type="pct" w:w="14%"/>
+            <w:tcMar>
+              <w:top w:type="dxa" w:w="80"/>
+              <w:left w:type="dxa" w:w="110"/>
+              <w:bottom w:type="dxa" w:w="80"/>
+              <w:right w:type="dxa" w:w="110"/>
+            </w:tcMar>
+          </w:tcPr>
+          <w:p>
+            <w:pPr>
+              <w:spacing w:after="0"/>
+            </w:pPr>
+            <w:r>
+              <w:rPr>
+                <w:sz w:val="17"/>
+                <w:szCs w:val="17"/>
+              </w:rPr>
+              <w:t xml:space="preserve">15.8 ms  (16.3 ms)</w:t>
+            </w:r>
+          </w:p>
+        </w:tc>
+        <w:tc>
+          <w:tcPr>
+            <w:tcW w:type="pct" w:w="14%"/>
+            <w:tcMar>
+              <w:top w:type="dxa" w:w="80"/>
+              <w:left w:type="dxa" w:w="110"/>
+              <w:bottom w:type="dxa" w:w="80"/>
+              <w:right w:type="dxa" w:w="110"/>
+            </w:tcMar>
+          </w:tcPr>
+          <w:p>
+            <w:pPr>
+              <w:spacing w:after="0"/>
+            </w:pPr>
+            <w:r>
+              <w:rPr>
+                <w:sz w:val="17"/>
+                <w:szCs w:val="17"/>
+              </w:rPr>
+              <w:t xml:space="preserve">75.2 ms  (81 ms)</w:t>
             </w:r>
           </w:p>
         </w:tc>
@@ -893,53 +893,53 @@
                 <w:sz w:val="17"/>
                 <w:szCs w:val="17"/>
               </w:rPr>
-              <w:t xml:space="preserve">3 ms  (3.1 ms)</w:t>
-            </w:r>
-          </w:p>
-        </w:tc>
-        <w:tc>
-          <w:tcPr>
-            <w:tcW w:type="pct" w:w="14%"/>
-            <w:tcMar>
-              <w:top w:type="dxa" w:w="80"/>
-              <w:left w:type="dxa" w:w="110"/>
-              <w:bottom w:type="dxa" w:w="80"/>
-              <w:right w:type="dxa" w:w="110"/>
-            </w:tcMar>
-          </w:tcPr>
-          <w:p>
-            <w:pPr>
-              <w:spacing w:after="0"/>
-            </w:pPr>
-            <w:r>
-              <w:rPr>
-                <w:sz w:val="17"/>
-                <w:szCs w:val="17"/>
-              </w:rPr>
-              <w:t xml:space="preserve">11.3 ms  (11.7 ms)</w:t>
-            </w:r>
-          </w:p>
-        </w:tc>
-        <w:tc>
-          <w:tcPr>
-            <w:tcW w:type="pct" w:w="14%"/>
-            <w:tcMar>
-              <w:top w:type="dxa" w:w="80"/>
-              <w:left w:type="dxa" w:w="110"/>
-              <w:bottom w:type="dxa" w:w="80"/>
-              <w:right w:type="dxa" w:w="110"/>
-            </w:tcMar>
-          </w:tcPr>
-          <w:p>
-            <w:pPr>
-              <w:spacing w:after="0"/>
-            </w:pPr>
-            <w:r>
-              <w:rPr>
-                <w:sz w:val="17"/>
-                <w:szCs w:val="17"/>
-              </w:rPr>
-              <w:t xml:space="preserve">22.6 ms  (27.8 ms)</w:t>
+              <w:t xml:space="preserve">3 ms  (3.3 ms)</w:t>
+            </w:r>
+          </w:p>
+        </w:tc>
+        <w:tc>
+          <w:tcPr>
+            <w:tcW w:type="pct" w:w="14%"/>
+            <w:tcMar>
+              <w:top w:type="dxa" w:w="80"/>
+              <w:left w:type="dxa" w:w="110"/>
+              <w:bottom w:type="dxa" w:w="80"/>
+              <w:right w:type="dxa" w:w="110"/>
+            </w:tcMar>
+          </w:tcPr>
+          <w:p>
+            <w:pPr>
+              <w:spacing w:after="0"/>
+            </w:pPr>
+            <w:r>
+              <w:rPr>
+                <w:sz w:val="17"/>
+                <w:szCs w:val="17"/>
+              </w:rPr>
+              <w:t xml:space="preserve">8.3 ms  (8.6 ms)</w:t>
+            </w:r>
+          </w:p>
+        </w:tc>
+        <w:tc>
+          <w:tcPr>
+            <w:tcW w:type="pct" w:w="14%"/>
+            <w:tcMar>
+              <w:top w:type="dxa" w:w="80"/>
+              <w:left w:type="dxa" w:w="110"/>
+              <w:bottom w:type="dxa" w:w="80"/>
+              <w:right w:type="dxa" w:w="110"/>
+            </w:tcMar>
+          </w:tcPr>
+          <w:p>
+            <w:pPr>
+              <w:spacing w:after="0"/>
+            </w:pPr>
+            <w:r>
+              <w:rPr>
+                <w:sz w:val="17"/>
+                <w:szCs w:val="17"/>
+              </w:rPr>
+              <w:t xml:space="preserve">21.8 ms  (22.9 ms)</w:t>
             </w:r>
           </w:p>
         </w:tc>
@@ -1013,53 +1013,53 @@
                 <w:sz w:val="17"/>
                 <w:szCs w:val="17"/>
               </w:rPr>
-              <w:t xml:space="preserve">2.1 ms  (2.8 ms)</w:t>
-            </w:r>
-          </w:p>
-        </w:tc>
-        <w:tc>
-          <w:tcPr>
-            <w:tcW w:type="pct" w:w="14%"/>
-            <w:tcMar>
-              <w:top w:type="dxa" w:w="80"/>
-              <w:left w:type="dxa" w:w="110"/>
-              <w:bottom w:type="dxa" w:w="80"/>
-              <w:right w:type="dxa" w:w="110"/>
-            </w:tcMar>
-          </w:tcPr>
-          <w:p>
-            <w:pPr>
-              <w:spacing w:after="0"/>
-            </w:pPr>
-            <w:r>
-              <w:rPr>
-                <w:sz w:val="17"/>
-                <w:szCs w:val="17"/>
-              </w:rPr>
-              <w:t xml:space="preserve">2.3 ms  (3.5 ms)</w:t>
-            </w:r>
-          </w:p>
-        </w:tc>
-        <w:tc>
-          <w:tcPr>
-            <w:tcW w:type="pct" w:w="14%"/>
-            <w:tcMar>
-              <w:top w:type="dxa" w:w="80"/>
-              <w:left w:type="dxa" w:w="110"/>
-              <w:bottom w:type="dxa" w:w="80"/>
-              <w:right w:type="dxa" w:w="110"/>
-            </w:tcMar>
-          </w:tcPr>
-          <w:p>
-            <w:pPr>
-              <w:spacing w:after="0"/>
-            </w:pPr>
-            <w:r>
-              <w:rPr>
-                <w:sz w:val="17"/>
-                <w:szCs w:val="17"/>
-              </w:rPr>
-              <w:t xml:space="preserve">2.3 ms  (3 ms)</w:t>
+              <w:t xml:space="preserve">2.3 ms  (2.6 ms)</w:t>
+            </w:r>
+          </w:p>
+        </w:tc>
+        <w:tc>
+          <w:tcPr>
+            <w:tcW w:type="pct" w:w="14%"/>
+            <w:tcMar>
+              <w:top w:type="dxa" w:w="80"/>
+              <w:left w:type="dxa" w:w="110"/>
+              <w:bottom w:type="dxa" w:w="80"/>
+              <w:right w:type="dxa" w:w="110"/>
+            </w:tcMar>
+          </w:tcPr>
+          <w:p>
+            <w:pPr>
+              <w:spacing w:after="0"/>
+            </w:pPr>
+            <w:r>
+              <w:rPr>
+                <w:sz w:val="17"/>
+                <w:szCs w:val="17"/>
+              </w:rPr>
+              <w:t xml:space="preserve">2.1 ms  (2.6 ms)</w:t>
+            </w:r>
+          </w:p>
+        </w:tc>
+        <w:tc>
+          <w:tcPr>
+            <w:tcW w:type="pct" w:w="14%"/>
+            <w:tcMar>
+              <w:top w:type="dxa" w:w="80"/>
+              <w:left w:type="dxa" w:w="110"/>
+              <w:bottom w:type="dxa" w:w="80"/>
+              <w:right w:type="dxa" w:w="110"/>
+            </w:tcMar>
+          </w:tcPr>
+          <w:p>
+            <w:pPr>
+              <w:spacing w:after="0"/>
+            </w:pPr>
+            <w:r>
+              <w:rPr>
+                <w:sz w:val="17"/>
+                <w:szCs w:val="17"/>
+              </w:rPr>
+              <w:t xml:space="preserve">2 ms  (2.5 ms)</w:t>
             </w:r>
           </w:p>
         </w:tc>
@@ -1086,6 +1086,126 @@
                 <w:sz w:val="17"/>
                 <w:szCs w:val="17"/>
               </w:rPr>
+              <w:t xml:space="preserve">Copie d'archivage PDF/A d'un enregistrement</w:t>
+            </w:r>
+          </w:p>
+        </w:tc>
+        <w:tc>
+          <w:tcPr>
+            <w:tcW w:type="pct" w:w="26%"/>
+            <w:tcMar>
+              <w:top w:type="dxa" w:w="80"/>
+              <w:left w:type="dxa" w:w="110"/>
+              <w:bottom w:type="dxa" w:w="80"/>
+              <w:right w:type="dxa" w:w="110"/>
+            </w:tcMar>
+          </w:tcPr>
+          <w:p>
+            <w:pPr>
+              <w:spacing w:after="0"/>
+            </w:pPr>
+            <w:r>
+              <w:rPr>
+                <w:color w:val="475569"/>
+                <w:sz w:val="17"/>
+                <w:szCs w:val="17"/>
+              </w:rPr>
+              <w:t xml:space="preserve">une par enregistrement figé, dans l'archive</w:t>
+            </w:r>
+          </w:p>
+        </w:tc>
+        <w:tc>
+          <w:tcPr>
+            <w:tcW w:type="pct" w:w="14%"/>
+            <w:tcMar>
+              <w:top w:type="dxa" w:w="80"/>
+              <w:left w:type="dxa" w:w="110"/>
+              <w:bottom w:type="dxa" w:w="80"/>
+              <w:right w:type="dxa" w:w="110"/>
+            </w:tcMar>
+          </w:tcPr>
+          <w:p>
+            <w:pPr>
+              <w:spacing w:after="0"/>
+            </w:pPr>
+            <w:r>
+              <w:rPr>
+                <w:sz w:val="17"/>
+                <w:szCs w:val="17"/>
+              </w:rPr>
+              <w:t xml:space="preserve">3.5 ms  (3.9 ms)</w:t>
+            </w:r>
+          </w:p>
+        </w:tc>
+        <w:tc>
+          <w:tcPr>
+            <w:tcW w:type="pct" w:w="14%"/>
+            <w:tcMar>
+              <w:top w:type="dxa" w:w="80"/>
+              <w:left w:type="dxa" w:w="110"/>
+              <w:bottom w:type="dxa" w:w="80"/>
+              <w:right w:type="dxa" w:w="110"/>
+            </w:tcMar>
+          </w:tcPr>
+          <w:p>
+            <w:pPr>
+              <w:spacing w:after="0"/>
+            </w:pPr>
+            <w:r>
+              <w:rPr>
+                <w:sz w:val="17"/>
+                <w:szCs w:val="17"/>
+              </w:rPr>
+              <w:t xml:space="preserve">3.4 ms  (3.9 ms)</w:t>
+            </w:r>
+          </w:p>
+        </w:tc>
+        <w:tc>
+          <w:tcPr>
+            <w:tcW w:type="pct" w:w="14%"/>
+            <w:tcMar>
+              <w:top w:type="dxa" w:w="80"/>
+              <w:left w:type="dxa" w:w="110"/>
+              <w:bottom w:type="dxa" w:w="80"/>
+              <w:right w:type="dxa" w:w="110"/>
+            </w:tcMar>
+          </w:tcPr>
+          <w:p>
+            <w:pPr>
+              <w:spacing w:after="0"/>
+            </w:pPr>
+            <w:r>
+              <w:rPr>
+                <w:sz w:val="17"/>
+                <w:szCs w:val="17"/>
+              </w:rPr>
+              <w:t xml:space="preserve">3.2 ms  (3.8 ms)</w:t>
+            </w:r>
+          </w:p>
+        </w:tc>
+      </w:tr>
+      <w:tr>
+        <w:tc>
+          <w:tcPr>
+            <w:tcW w:type="pct" w:w="30%"/>
+            <w:tcMar>
+              <w:top w:type="dxa" w:w="80"/>
+              <w:left w:type="dxa" w:w="110"/>
+              <w:bottom w:type="dxa" w:w="80"/>
+              <w:right w:type="dxa" w:w="110"/>
+            </w:tcMar>
+          </w:tcPr>
+          <w:p>
+            <w:pPr>
+              <w:spacing w:after="0"/>
+            </w:pPr>
+            <w:r>
+              <w:rPr>
+                <w:b/>
+                <w:bCs/>
+                <w:sz w:val="17"/>
+                <w:szCs w:val="17"/>
+              </w:rPr>
               <w:t xml:space="preserve">Archive d'inspection complète</w:t>
             </w:r>
           </w:p>
@@ -1133,53 +1253,53 @@
                 <w:sz w:val="17"/>
                 <w:szCs w:val="17"/>
               </w:rPr>
-              <w:t xml:space="preserve">78 ms  (78 ms)</w:t>
-            </w:r>
-          </w:p>
-        </w:tc>
-        <w:tc>
-          <w:tcPr>
-            <w:tcW w:type="pct" w:w="14%"/>
-            <w:tcMar>
-              <w:top w:type="dxa" w:w="80"/>
-              <w:left w:type="dxa" w:w="110"/>
-              <w:bottom w:type="dxa" w:w="80"/>
-              <w:right w:type="dxa" w:w="110"/>
-            </w:tcMar>
-          </w:tcPr>
-          <w:p>
-            <w:pPr>
-              <w:spacing w:after="0"/>
-            </w:pPr>
-            <w:r>
-              <w:rPr>
-                <w:sz w:val="17"/>
-                <w:szCs w:val="17"/>
-              </w:rPr>
-              <w:t xml:space="preserve">490.4 ms  (490.4 ms)</w:t>
-            </w:r>
-          </w:p>
-        </w:tc>
-        <w:tc>
-          <w:tcPr>
-            <w:tcW w:type="pct" w:w="14%"/>
-            <w:tcMar>
-              <w:top w:type="dxa" w:w="80"/>
-              <w:left w:type="dxa" w:w="110"/>
-              <w:bottom w:type="dxa" w:w="80"/>
-              <w:right w:type="dxa" w:w="110"/>
-            </w:tcMar>
-          </w:tcPr>
-          <w:p>
-            <w:pPr>
-              <w:spacing w:after="0"/>
-            </w:pPr>
-            <w:r>
-              <w:rPr>
-                <w:sz w:val="17"/>
-                <w:szCs w:val="17"/>
-              </w:rPr>
-              <w:t xml:space="preserve">1.82 s  (1.82 s)</w:t>
+              <w:t xml:space="preserve">119.4 ms  (119.4 ms)</w:t>
+            </w:r>
+          </w:p>
+        </w:tc>
+        <w:tc>
+          <w:tcPr>
+            <w:tcW w:type="pct" w:w="14%"/>
+            <w:tcMar>
+              <w:top w:type="dxa" w:w="80"/>
+              <w:left w:type="dxa" w:w="110"/>
+              <w:bottom w:type="dxa" w:w="80"/>
+              <w:right w:type="dxa" w:w="110"/>
+            </w:tcMar>
+          </w:tcPr>
+          <w:p>
+            <w:pPr>
+              <w:spacing w:after="0"/>
+            </w:pPr>
+            <w:r>
+              <w:rPr>
+                <w:sz w:val="17"/>
+                <w:szCs w:val="17"/>
+              </w:rPr>
+              <w:t xml:space="preserve">457.3 ms  (457.3 ms)</w:t>
+            </w:r>
+          </w:p>
+        </w:tc>
+        <w:tc>
+          <w:tcPr>
+            <w:tcW w:type="pct" w:w="14%"/>
+            <w:tcMar>
+              <w:top w:type="dxa" w:w="80"/>
+              <w:left w:type="dxa" w:w="110"/>
+              <w:bottom w:type="dxa" w:w="80"/>
+              <w:right w:type="dxa" w:w="110"/>
+            </w:tcMar>
+          </w:tcPr>
+          <w:p>
+            <w:pPr>
+              <w:spacing w:after="0"/>
+            </w:pPr>
+            <w:r>
+              <w:rPr>
+                <w:sz w:val="17"/>
+                <w:szCs w:val="17"/>
+              </w:rPr>
+              <w:t xml:space="preserve">1.94 s  (1.94 s)</w:t>
             </w:r>
           </w:p>
         </w:tc>
@@ -1258,7 +1378,7 @@
                 <w:sz w:val="17"/>
                 <w:szCs w:val="17"/>
               </w:rPr>
-              <w:t xml:space="preserve">La vérification de la chaîne de piste d'audit est LINÉAIRE, et l'écran d'audit la rejoue INTÉGRALEMENT à chaque affichage : 14.7 ms pour 1 031 entrées, 802.3 ms pour 50 143. Avec la requête d'affichage, la page coûte environ 873 ms au dernier palier. C'est le seul point qui se dégrade sensiblement, et c'est un choix : la chaîne est relue en entier pour que la bannière « chaîne intacte » porte sur toute la piste, pas sur sa fin.</w:t>
+              <w:t xml:space="preserve">La vérification de la chaîne de piste d'audit est LINÉAIRE, et l'écran d'audit la rejoue INTÉGRALEMENT à chaque affichage : 15.7 ms pour 1 031 entrées, 749.9 ms pour 50 143. Avec la requête d'affichage, la page coûte environ 825 ms au dernier palier. C'est le seul point qui se dégrade sensiblement, et c'est un choix : la chaîne est relue en entier pour que la bannière « chaîne intacte » porte sur toute la piste, pas sur sa fin.</w:t>
             </w:r>
           </w:p>
         </w:tc>
@@ -1285,7 +1405,7 @@
           <w:sz w:val="20"/>
           <w:szCs w:val="20"/>
         </w:rPr>
-        <w:t xml:space="preserve">— L'ÉCRITURE NE SE DÉGRADE PAS. Ajouter une entrée à la piste coûte 2.1 ms sur une base neuve et 2.3 ms sur une piste de 50 143 entrées. Le chaînage lit la tête de chaîne, pas la chaîne : le coût est constant, quel que soit l'âge de l'installation.</w:t>
+        <w:t xml:space="preserve">— L'ÉCRITURE NE SE DÉGRADE PAS. Ajouter une entrée à la piste coûte 2.3 ms sur une base neuve et 2 ms sur une piste de 50 143 entrées. Le chaînage lit la tête de chaîne, pas la chaîne : le coût est constant, quel que soit l'âge de l'installation.</w:t>
       </w:r>
     </w:p>
     <w:p>
@@ -1309,7 +1429,19 @@
           <w:sz w:val="20"/>
           <w:szCs w:val="20"/>
         </w:rPr>
-        <w:t xml:space="preserve">— L'ARCHIVE D'INSPECTION est l'opération la plus coûteuse en valeur absolue (1.82 s au dernier palier), et c'est sans conséquence : elle est déclenchée à la demande, pour un auditeur, une fois par campagne d'inspection — pas à chaque clic.</w:t>
+        <w:t xml:space="preserve">— L'ARCHIVE D'INSPECTION est l'opération la plus coûteuse en valeur absolue (1.94 s au dernier palier), et c'est sans conséquence : elle est déclenchée à la demande, pour un auditeur, une fois par campagne d'inspection — pas à chaque clic.</w:t>
+      </w:r>
+    </w:p>
+    <w:p>
+      <w:pPr>
+        <w:spacing w:after="120"/>
+      </w:pPr>
+      <w:r>
+        <w:rPr>
+          <w:sz w:val="20"/>
+          <w:szCs w:val="20"/>
+        </w:rPr>
+        <w:t xml:space="preserve">— LA COPIE D'ARCHIVAGE PDF/A NE COÛTE PAS CE QU'ON CROIT. Elle est produite une fois par enregistrement figé, en 3.2 ms, et ce coût ne bouge pas avec le volume de la base : il dépend de la taille du document, pas de l'âge de l'installation. Sur 200 documents, elle n'a pas changé l'ordre de grandeur de l'archive — l'écart entre deux exécutions successives de l'archive est du même ordre que ce qu'elle ajoute.</w:t>
       </w:r>
     </w:p>
     <w:p>
@@ -1330,7 +1462,7 @@
           <w:sz w:val="20"/>
           <w:szCs w:val="20"/>
         </w:rPr>
-        <w:t xml:space="preserve">Le logiciel a été mesuré jusqu'à 50 143 entrées de piste d'audit, 800 exigences et 200 documents. Dans ce domaine, aucune opération n'a dépassé 1.82 s. Au-delà, le comportement n'est pas caractérisé : il est attendu linéaire pour la vérification de chaîne, mais l'attendu n'est pas une mesure.</w:t>
+        <w:t xml:space="preserve">Le logiciel a été mesuré jusqu'à 50 143 entrées de piste d'audit, 800 exigences et 200 documents. Dans ce domaine, aucune opération n'a dépassé 1.94 s. Au-delà, le comportement n'est pas caractérisé : il est attendu linéaire pour la vérification de chaîne, mais l'attendu n'est pas une mesure.</w:t>
       </w:r>
     </w:p>
     <w:p>
